--- a/docx/CON-08.docx
+++ b/docx/CON-08.docx
@@ -15,7 +15,7 @@
         <w:pStyle w:val="Heading1"/>
       </w:pPr>
       <w:r>
-        <w:t>LEY DE ACTIVIDADES ESPACIALES Y DE CREACIÓN DE LA AGENCIA ESPACIAL DEL PERÚ</w:t>
+        <w:t>LEY DE ACTIVIDADES ESPACIALES, QUE REGULA LA AUTORIZACIÓN, EL REGISTRO DE OBJETOS ESPACIALES Y LA RESPONSABILIDAD, Y FORTALECE A LA CONIDA COMO AGENCIA ESPACIAL DEL PERÚ</w:t>
       </w:r>
     </w:p>
     <w:p>
@@ -44,7 +44,7 @@
         <w:rPr>
           <w:b/>
         </w:rPr>
-        <w:t>LEY DE ACTIVIDADES ESPACIALES Y DE CREACIÓN DE LA AGENCIA ESPACIAL DEL PERÚ</w:t>
+        <w:t>LEY DE ACTIVIDADES ESPACIALES, QUE REGULA LA AUTORIZACIÓN, EL REGISTRO DE OBJETOS ESPACIALES Y LA RESPONSABILIDAD, Y FORTALECE A LA CONIDA COMO AGENCIA ESPACIAL DEL PERÚ</w:t>
       </w:r>
     </w:p>
     <w:p>
@@ -55,11 +55,11 @@
         <w:rPr>
           <w:b/>
         </w:rPr>
-        <w:t>Artículo 1. Objeto</w:t>
+        <w:t>Artículo 1. Objeto de la ley</w:t>
         <w:br/>
       </w:r>
       <w:r>
-        <w:t>La presente ley tiene por objeto regular las actividades espaciales realizadas desde el territorio nacional o por personas naturales o jurídicas peruanas, y crear la Agencia Espacial del Perú, en concordancia con los tratados de las Naciones Unidas sobre el espacio ultraterrestre de los que el Perú es parte.</w:t>
+        <w:t>La presente ley tiene por objeto regular las actividades espaciales realizadas desde el territorio nacional o por personas naturales o jurídicas peruanas, en concordancia con el Tratado sobre los principios que deben regir las actividades de los Estados en la exploración y utilización del espacio ultraterrestre, incluso la Luna y otros cuerpos celestes, de 1967, y con los demás tratados de las Naciones Unidas sobre el espacio ultraterrestre en vigor para el Perú.</w:t>
       </w:r>
     </w:p>
     <w:p>
@@ -74,7 +74,19 @@
         <w:br/>
       </w:r>
       <w:r>
-        <w:t>Para efectos de la presente ley se entiende por actividad espacial el lanzamiento, operación, control, retorno o disposición final de objetos espaciales, la operación de estaciones terrenas asociadas y la prestación de servicios basados en dichos objetos, conforme a lo que precise el reglamento.</w:t>
+        <w:t>Para efectos de la presente ley se entiende por:</w:t>
+        <w:br/>
+        <w:t>a) Actividad espacial: el lanzamiento, operación en órbita, control, retorno o disposición final de objetos espaciales por personas naturales o jurídicas peruanas o desde el territorio nacional, y la operación de estaciones terrenas de mando y control de dichos objetos.</w:t>
+        <w:br/>
+        <w:t>b) Objeto espacial: todo objeto lanzado o destinado a ser lanzado al espacio ultraterrestre, incluidas sus partes componentes, el vehículo propulsor y sus partes.</w:t>
+        <w:br/>
+        <w:t>c) Operador: la persona natural o jurídica que realiza o se propone realizar una actividad espacial bajo su responsabilidad.</w:t>
+        <w:br/>
+        <w:t>d) Estado de lanzamiento: el Estado que lance o promueva el lanzamiento de un objeto espacial, o desde cuyo territorio o instalaciones se lance un objeto espacial.</w:t>
+        <w:br/>
+        <w:t>e) Desecho espacial: todo objeto artificial en órbita terrestre o que reingrese a la atmósfera que no sea funcional.</w:t>
+        <w:br/>
+        <w:t>No constituye actividad espacial la mera recepción, prestación o comercialización en el territorio nacional de servicios de telecomunicaciones, de radionavegación o de datos satelitales, que se rigen por el Texto Único Ordenado de la Ley de Telecomunicaciones y su normativa.</w:t>
       </w:r>
     </w:p>
     <w:p>
@@ -85,13 +97,13 @@
         <w:rPr>
           <w:b/>
         </w:rPr>
-        <w:t>Artículo 3. Agencia Espacial del Perú</w:t>
+        <w:t>Artículo 3. Autoridad competente</w:t>
         <w:br/>
       </w:r>
       <w:r>
-        <w:t>3.1 Créase la Agencia Espacial del Perú como organismo público técnico especializado, con personería jurídica de derecho público interno, autonomía técnica, administrativa y económica, adscrito a la Presidencia del Consejo de Ministros, sobre la base de la Comisión Nacional de Investigación y Desarrollo Aeroespacial (CONIDA), cuyos bienes, personal, acervo y obligaciones transfiere.</w:t>
+        <w:t>3.1 La Comisión Nacional de Investigación y Desarrollo Aeroespacial (CONIDA), Agencia Espacial del Perú conforme al artículo 19 del Decreto Legislativo 1134, es la autoridad competente para autorizar, registrar, supervisar y sancionar las actividades espaciales reguladas por la presente ley.</w:t>
         <w:br/>
-        <w:t>3.2 La Agencia es el ente rector de la política espacial nacional, con funciones de planificación, autorización, registro, supervisión, cooperación internacional y promoción de la industria y la investigación espacial.</w:t>
+        <w:t>3.2 La CONIDA ejerce estas funciones con autonomía técnica y funcional, sin perjuicio de su adscripción al Sector Defensa.</w:t>
       </w:r>
     </w:p>
     <w:p>
@@ -106,7 +118,7 @@
         <w:br/>
       </w:r>
       <w:r>
-        <w:t>El Poder Ejecutivo aprueba la Política Espacial Nacional, a propuesta de la Agencia, con horizonte de diez años, que integra los usos civiles, científicos, comerciales y de seguridad y defensa, y se articula con el Plan Estratégico de Desarrollo Nacional.</w:t>
+        <w:t>El Poder Ejecutivo aprueba la Política Espacial Nacional, a propuesta de la CONIDA, con horizonte de diez años, que integra los usos civiles, científicos, comerciales y de seguridad y defensa, y se articula con el Plan Estratégico de Desarrollo Nacional y con el Sistema Nacional de Ciencia, Tecnología e Innovación regulado por la Ley 31250.</w:t>
       </w:r>
     </w:p>
     <w:p>
@@ -121,7 +133,11 @@
         <w:br/>
       </w:r>
       <w:r>
-        <w:t>Ninguna actividad espacial bajo jurisdicción peruana puede realizarse sin autorización de la Agencia, la cual evalúa la seguridad, la capacidad técnica y financiera del solicitante, la mitigación de desechos espaciales y la compatibilidad con las obligaciones internacionales del Estado. Las autorizaciones de uso de espectro y órbita se coordinan con el Ministerio de Transportes y Comunicaciones.</w:t>
+        <w:t>5.1 Ninguna actividad espacial bajo jurisdicción peruana puede realizarse sin autorización de la CONIDA, la cual evalúa la seguridad de la operación, la capacidad técnica y financiera del solicitante, la mitigación de desechos espaciales, la seguridad digital del segmento terreno y de los enlaces de mando, control y telemetría, incluido el cifrado y la autenticación de comandos y el plan de respuesta a incidentes, y la compatibilidad con las obligaciones internacionales del Estado. Los incidentes se notifican al Centro Nacional de Seguridad Digital y, en lo que corresponda, al Comando Conjunto de las Fuerzas Armadas.</w:t>
+        <w:br/>
+        <w:t>5.2 La autorización de sistemas de observación de la Tierra de alta resolución puede sujetar la distribución de imágenes de zonas determinadas a restricciones temporales y motivadas por razones de seguridad y defensa nacional, a solicitud del Ministerio de Defensa, conforme al reglamento.</w:t>
+        <w:br/>
+        <w:t>5.3 Las autorizaciones de uso de espectro y de posiciones orbitales, y su notificación ante la Unión Internacional de Telecomunicaciones, corresponden al Ministerio de Transportes y Comunicaciones, con el que la CONIDA coordina.</w:t>
       </w:r>
     </w:p>
     <w:p>
@@ -136,7 +152,7 @@
         <w:br/>
       </w:r>
       <w:r>
-        <w:t>Créase el Registro Nacional de Objetos Espaciales, a cargo de la Agencia, que inscribe los objetos lanzados al espacio respecto de los cuales el Perú es Estado de lanzamiento y remite la información al Secretario General de las Naciones Unidas.</w:t>
+        <w:t>Se crea el Registro Nacional de Objetos Espaciales, a cargo de la CONIDA, que inscribe los objetos espaciales respecto de los cuales el Perú es Estado de lanzamiento. El Ministerio de Relaciones Exteriores remite la información al Secretario General de las Naciones Unidas conforme a los tratados vigentes para el Perú y a las resoluciones de la Asamblea General aplicables.</w:t>
       </w:r>
     </w:p>
     <w:p>
@@ -151,7 +167,9 @@
         <w:br/>
       </w:r>
       <w:r>
-        <w:t>El operador autorizado responde por los daños que cause su actividad espacial y debe contar con un seguro o garantía cuyo monto mínimo fija el reglamento según el riesgo. Si el Estado peruano asume responsabilidad internacional, tiene derecho de repetición contra el operador.</w:t>
+        <w:t>7.1 El operador autorizado responde objetivamente, conforme al artículo 1970 del Código Civil, por los daños causados en la superficie terrestre o a aeronaves en vuelo por sus objetos espaciales, y debe contar con un seguro o garantía cuyo monto mínimo fija el reglamento según el riesgo.</w:t>
+        <w:br/>
+        <w:t>7.2 Si el Estado peruano asume responsabilidad internacional, tiene derecho de repetición contra el operador, limitado al monto del seguro o garantía exigido, salvo dolo, culpa grave o incumplimiento de las condiciones de la autorización.</w:t>
       </w:r>
     </w:p>
     <w:p>
@@ -162,11 +180,11 @@
         <w:rPr>
           <w:b/>
         </w:rPr>
-        <w:t>Artículo 8. Fondo de Innovación Espacial</w:t>
+        <w:t>Artículo 8. Innovación espacial</w:t>
         <w:br/>
       </w:r>
       <w:r>
-        <w:t>La Agencia administra un fondo concursable de innovación espacial para financiar investigación, desarrollo tecnológico, formación de capacidades y emprendimientos, que puede recibir recursos públicos, de cooperación internacional y privados, y se articula con el sistema nacional de ciencia, tecnología e innovación.</w:t>
+        <w:t>La CONIDA puede gestionar concursos de innovación espacial para investigación, desarrollo tecnológico, formación de capacidades y emprendimientos, financiados con recursos de cooperación internacional, donaciones, aportes privados, recursos directamente recaudados y los fondos del Sistema Nacional de Ciencia, Tecnología e Innovación conforme a la Ley 31250, sin demandar recursos adicionales al Tesoro Público.</w:t>
       </w:r>
     </w:p>
     <w:p>
@@ -177,11 +195,11 @@
         <w:rPr>
           <w:b/>
         </w:rPr>
-        <w:t>Artículo 9. Uso de la información y cooperación</w:t>
+        <w:t>Artículo 9. Cooperación</w:t>
         <w:br/>
       </w:r>
       <w:r>
-        <w:t>La Agencia promueve la cooperación espacial internacional, regional y bilateral, la transferencia tecnológica y la participación de universidades y empresas nacionales en los programas satelitales del Estado.</w:t>
+        <w:t>La CONIDA promueve la cooperación espacial internacional, regional y bilateral, la transferencia tecnológica y la participación de universidades y empresas nacionales en los programas satelitales del Estado, en coordinación con el Ministerio de Relaciones Exteriores.</w:t>
       </w:r>
     </w:p>
     <w:p>
@@ -196,7 +214,28 @@
         <w:br/>
       </w:r>
       <w:r>
-        <w:t>Las actividades espaciales del Sector Defensa se coordinan con la Agencia en el marco de la Política Espacial Nacional, sin perjuicio de las competencias de dicho sector.</w:t>
+        <w:t>10.1 Las actividades espaciales del Sector Defensa no requieren la autorización del artículo 5; se inscriben en el Registro con el nivel de reserva que corresponda.</w:t>
+        <w:br/>
+        <w:t>10.2 La información y las operaciones satelitales vinculadas a la seguridad y defensa nacional se rigen por la normativa del Sector Defensa y del Sistema de Inteligencia Nacional. La programación del sistema satelital nacional garantiza prioridad a los requerimientos del Comando Conjunto de las Fuerzas Armadas y el acceso civil prioritario a imágenes para la gestión del riesgo de desastres.</w:t>
+      </w:r>
+    </w:p>
+    <w:p>
+      <w:pPr>
+        <w:jc w:val="both"/>
+      </w:pPr>
+      <w:r>
+        <w:rPr>
+          <w:b/>
+        </w:rPr>
+        <w:t>Artículo 11. Infracciones y sanciones</w:t>
+        <w:br/>
+      </w:r>
+      <w:r>
+        <w:t>11.1 La CONIDA ejerce potestad sancionadora respecto de las actividades espaciales reguladas por la presente ley.</w:t>
+        <w:br/>
+        <w:t>11.2 Constituyen infracciones: a) realizar actividades espaciales sin autorización, muy grave; b) incumplir las condiciones de la autorización relativas a seguridad, seguridad digital o mitigación de desechos, grave; c) no mantener vigente el seguro o garantía, grave; d) no inscribir o no comunicar información al Registro Nacional de Objetos Espaciales, leve.</w:t>
+        <w:br/>
+        <w:t>11.3 Las sanciones son amonestación, multa de hasta mil unidades impositivas tributarias, suspensión y revocación de la autorización, graduadas conforme a los principios de la potestad sancionadora del Texto Único Ordenado de la Ley 27444, aprobado por Decreto Supremo 006-2026-JUS.</w:t>
       </w:r>
     </w:p>
     <w:p>
@@ -211,7 +250,7 @@
         <w:br/>
       </w:r>
       <w:r>
-        <w:t>Reglamentación. El Poder Ejecutivo reglamenta la presente ley en un plazo de ciento veinte días hábiles.</w:t>
+        <w:t>Reglamentación. El Poder Ejecutivo, mediante decreto supremo refrendado por los ministros de Defensa, de Transportes y Comunicaciones y de Relaciones Exteriores, reglamenta la presente ley en un plazo de ciento veinte días hábiles contados desde su entrada en vigencia.</w:t>
       </w:r>
     </w:p>
     <w:p>
@@ -226,7 +265,7 @@
         <w:br/>
       </w:r>
       <w:r>
-        <w:t>Transferencia. La transferencia de la CONIDA a la Agencia Espacial del Perú se efectúa en un plazo no mayor de ciento ochenta días calendario, mediante decreto supremo refrendado por el Presidente del Consejo de Ministros y el Ministro de Defensa. Las referencias normativas a la CONIDA se entienden hechas a la Agencia.</w:t>
+        <w:t>Evaluación institucional. El Poder Ejecutivo evalúa, en el plazo de un año contado desde la entrada en vigencia de la presente ley, la adscripción y el régimen institucional de la CONIDA como Agencia Espacial del Perú y, de ser el caso, presenta la iniciativa legislativa correspondiente conforme al artículo 28 de la Ley 29158, Ley Orgánica del Poder Ejecutivo.</w:t>
       </w:r>
     </w:p>
     <w:p>
@@ -241,7 +280,7 @@
         <w:br/>
       </w:r>
       <w:r>
-        <w:t>Financiamiento. La implementación se financia con cargo al presupuesto transferido de la CONIDA y a los recursos que se asignen en las leyes anuales de presupuesto, sin demandar recursos adicionales al Tesoro Público en el ejercicio de su creación.</w:t>
+        <w:t>Financiamiento. La implementación de la presente ley se financia con cargo al presupuesto institucional de la CONIDA, sin demandar recursos adicionales al Tesoro Público.</w:t>
       </w:r>
     </w:p>
     <w:p>
@@ -252,11 +291,11 @@
         <w:rPr>
           <w:b/>
         </w:rPr>
-        <w:t>Única. Disposición Complementaria Derogatoria</w:t>
+        <w:t>Cuarta. Disposición Complementaria Final</w:t>
         <w:br/>
       </w:r>
       <w:r>
-        <w:t>Derógase el Decreto Ley 20643 una vez concluida la transferencia a que se refiere la Segunda Disposición Complementaria Final.</w:t>
+        <w:t>Puerto espacial. Las actividades espaciales que se realicen desde el puerto espacial a que se refiere la Ley 32571 se sujetan a la presente ley, sin perjuicio de la coordinación de su implementación a cargo del Ministerio de Defensa.</w:t>
       </w:r>
     </w:p>
     <w:p>
@@ -290,7 +329,7 @@
         <w:jc w:val="both"/>
       </w:pPr>
       <w:r>
-        <w:t>La Comisión Nacional de Investigación y Desarrollo Aeroespacial (CONIDA) fue creada por el Decreto Ley 20643 en 1974, en el sector Aeronáutica, para asesorar en la política nacional del espacio. Desde entonces, el sector espacial cambió: hay operadores privados, constelaciones de pequeños satélites, servicios de banda ancha satelital y nuevas formas de cooperación. La Comisión Temática Aeroespacial del Plan Perú 2050 señala que el Perú opera un único satélite (PerúSAT-1), no tiene capacidad propia de lanzamiento y que la inversión en I+D aeroespacial es de 0,08 % del PBI; plantea como hito de los primeros 100 días una Ley de la Agencia Aeroespacial Nacional y legislar sobre el espacio ultraterrestre, con metas al 2050 de más de 15 satélites operativos y 150 startups espaciales. El país carece de una ley que regule la autorización y supervisión de actividades espaciales de privados, el registro nacional de objetos espaciales y la responsabilidad derivada del Tratado sobre el Espacio Ultraterrestre.</w:t>
+        <w:t>La Comisión Nacional de Investigación y Desarrollo Aeroespacial (CONIDA), creada por el Decreto Ley 20643 en 1974, es el organismo público del Sector Defensa con estatus de Agencia Espacial del Perú (art. 19 del Decreto Legislativo 1134) y opera el satélite PerúSAT-1. La Ley 32571 (2026) declaró de interés nacional la creación de un puerto espacial y encargó al Ministerio de Defensa coordinar su implementación. Sin embargo, el país carece de una ley que regule la autorización y supervisión de actividades espaciales de privados, el registro nacional de objetos espaciales, la responsabilidad y los seguros derivados de los tratados de las Naciones Unidas sobre el espacio ultraterrestre, cuyo artículo VI exige autorizar y supervisar las actividades de entidades no gubernamentales del propio Estado. La Comisión Temática Aeroespacial del Plan Perú 2050 señala que el Perú opera un único satélite, no tiene capacidad propia de lanzamiento y que la inversión en I+D aeroespacial es de 0,08 % del PBI; plantea legislar sobre el espacio ultraterrestre y metas al 2050 de más de 15 satélites operativos.</w:t>
       </w:r>
     </w:p>
     <w:p>
@@ -306,7 +345,7 @@
         <w:jc w:val="both"/>
       </w:pPr>
       <w:r>
-        <w:t>Regular las actividades espaciales bajo jurisdicción peruana y crear la Agencia Espacial del Perú como organismo civil rector, sobre la base de la CONIDA.</w:t>
+        <w:t>Regular las actividades espaciales bajo jurisdicción peruana y atribuir a la CONIDA, Agencia Espacial del Perú, las funciones de autorización, registro, supervisión y sanción, fortaleciendo su autonomía técnica.</w:t>
       </w:r>
     </w:p>
     <w:p>
@@ -322,7 +361,7 @@
         <w:jc w:val="both"/>
       </w:pPr>
       <w:r>
-        <w:t>La agencia se constituye sobre la CONIDA existente, por lo que el costo inicial es de reorganización. Un costo fiscal medio aparecerá conforme se capitalice el fondo de innovación y se financien nuevos programas satelitales; se recomienda financiarlos mediante programas presupuestales por resultados, cooperación internacional y esquemas APP para servicios satelitales. El beneficio es seguridad jurídica para inversiones y emprendimientos espaciales, cumplimiento de obligaciones internacionales de registro y responsabilidad, y una institucionalidad civil capaz de atraer cooperación. El seguro obligatorio protege al Estado ante su responsabilidad internacional.</w:t>
+        <w:t>La ley no crea entidad ni pliego: atribuye funciones regulatorias a la CONIDA, que ya tiene el estatus de Agencia Espacial del Perú. El costo es el de organizar el procedimiento de autorización, el Registro y la supervisión dentro de su presupuesto institucional; como implica nuevas funciones, la exposición de motivos debe consignar que requiere coordinación con el Poder Ejecutivo, fuente de financiamiento identificada e informe previo de sostenibilidad fiscal del MEF antes del dictamen (STC 00018-2023-PI/TC). Los concursos de innovación se financian con cooperación, aportes privados y fondos existentes del SINACTI. El beneficio es seguridad jurídica para inversiones y emprendimientos espaciales, cumplimiento de obligaciones internacionales de autorización, registro y responsabilidad, y protección del Tesoro mediante seguro obligatorio con tope de repetición, que hace asegurable el riesgo para las startups. La creación de una agencia civil distinta, si se considera necesaria, queda a evaluación del Poder Ejecutivo (art. 28 de la Ley 29158).</w:t>
       </w:r>
     </w:p>
     <w:p>
@@ -338,7 +377,7 @@
         <w:jc w:val="both"/>
       </w:pPr>
       <w:r>
-        <w:t>Deroga el Decreto Ley 20643 tras la transferencia de la CONIDA. Complementa la Ley 29158 y la Ley 28303.</w:t>
+        <w:t>Complementa el Decreto Ley 20643, el artículo 19 del Decreto Legislativo 1134, la Ley 32571, la Ley 31250 y el TUO de la Ley de Telecomunicaciones. No crea organismos ni pliegos. No deroga normas.</w:t>
       </w:r>
     </w:p>
     <w:p>
@@ -354,7 +393,7 @@
         <w:jc w:val="both"/>
       </w:pPr>
       <w:r>
-        <w:t>Por verificar en SPLEY.</w:t>
+        <w:t>02176/2021-CR, Ley de adecuación y fortalecimiento de la Agencia Espacial del Perú-CONIDA (en comisión); 02218/2021-CR, que fortalece a la CONIDA como activo crítico nacional dentro del MINDEF (orden del día); 10655/2024-CR, zona franca espacial en Ica (en comisión); 12623/2025-PE, puerto espacial (publicado como Ley 32571). Fuente: revisión normativa sobre SPLEY.</w:t>
       </w:r>
     </w:p>
     <w:p>
@@ -370,7 +409,175 @@
         <w:jc w:val="both"/>
       </w:pPr>
       <w:r>
-        <w:t>Agencia Espacial del Perú operativa y Registro Nacional de Objetos Espaciales implementado a 2028; Política Espacial Nacional aprobada; al menos un satélite adicional a PerúSAT-1 operativo o en construcción a 2031 (meta Plan Perú 2050: más de 15 al 2050).</w:t>
+        <w:t>Reglamento de actividades espaciales y Registro Nacional de Objetos Espaciales implementados por la CONIDA a 2028; Política Espacial Nacional aprobada; al menos un satélite adicional a PerúSAT-1 operativo o en construcción a 2031 (meta Plan Perú 2050: más de 15 al 2050).</w:t>
+      </w:r>
+    </w:p>
+    <w:p>
+      <w:pPr>
+        <w:pStyle w:val="Heading2"/>
+      </w:pPr>
+      <w:r>
+        <w:t>Normas que modifica y entidades implicadas</w:t>
+      </w:r>
+    </w:p>
+    <w:p>
+      <w:pPr>
+        <w:pStyle w:val="ListBullet"/>
+      </w:pPr>
+      <w:r>
+        <w:t>Decreto Legislativo 1134, Ley de Organización y Funciones del Ministerio de Defensa, art. 19 (CONIDA) — complementa</w:t>
+      </w:r>
+    </w:p>
+    <w:p>
+      <w:pPr>
+        <w:pStyle w:val="ListBullet"/>
+      </w:pPr>
+      <w:r>
+        <w:t>Decreto Ley 20643, que crea la CONIDA, funciones — complementa</w:t>
+      </w:r>
+    </w:p>
+    <w:p>
+      <w:pPr>
+        <w:pStyle w:val="ListBullet"/>
+      </w:pPr>
+      <w:r>
+        <w:t>Ley 32571, puerto espacial, Disposición Complementaria Final Única — complementa</w:t>
+      </w:r>
+    </w:p>
+    <w:p>
+      <w:pPr>
+        <w:pStyle w:val="ListBullet"/>
+      </w:pPr>
+      <w:r>
+        <w:t>Ley 31250, Ley del SINACTI, fondos concursables — complementa</w:t>
+      </w:r>
+    </w:p>
+    <w:p>
+      <w:pPr>
+        <w:pStyle w:val="ListBullet"/>
+      </w:pPr>
+      <w:r>
+        <w:t>CONIDA (sancionadora): Autoriza actividades espaciales (art. 5), lleva el Registro (art. 6), supervisa y sanciona (art. 11), propone la Política Espacial (art. 4) y gestiona concursos de innovación (art. 8).</w:t>
+      </w:r>
+    </w:p>
+    <w:p>
+      <w:pPr>
+        <w:pStyle w:val="ListBullet"/>
+      </w:pPr>
+      <w:r>
+        <w:t>MINDEF/CCFFAA (consultiva): Solicita restricciones a imágenes por seguridad (art. 5.2), recibe incidentes (art. 5.1), tiene prioridad en la programación satelital (art. 10.2) y coordina el puerto espacial (DCF Cuarta).</w:t>
+      </w:r>
+    </w:p>
+    <w:p>
+      <w:pPr>
+        <w:pStyle w:val="ListBullet"/>
+      </w:pPr>
+      <w:r>
+        <w:t>MTC (ejecutora): Autoriza espectro y posiciones orbitales y notifica ante la UIT (art. 5.3).</w:t>
+      </w:r>
+    </w:p>
+    <w:p>
+      <w:pPr>
+        <w:pStyle w:val="ListBullet"/>
+      </w:pPr>
+      <w:r>
+        <w:t>RREE (ejecutora): Remite la información del Registro a la ONU (art. 6) y coordina la cooperación (art. 9).</w:t>
+      </w:r>
+    </w:p>
+    <w:p>
+      <w:pPr>
+        <w:pStyle w:val="ListBullet"/>
+      </w:pPr>
+      <w:r>
+        <w:t>CNSD (supervisora): Recibe incidentes del segmento terreno (art. 5.1).</w:t>
+      </w:r>
+    </w:p>
+    <w:p>
+      <w:pPr>
+        <w:pStyle w:val="ListBullet"/>
+      </w:pPr>
+      <w:r>
+        <w:t>PCM (reglamentadora): Evalúa el régimen institucional de la agencia y, de ser el caso, presenta la iniciativa (DCF Segunda).</w:t>
+      </w:r>
+    </w:p>
+    <w:p>
+      <w:pPr>
+        <w:pStyle w:val="Heading2"/>
+      </w:pPr>
+      <w:r>
+        <w:t>Impacto económico estimado (referencial)</w:t>
+      </w:r>
+    </w:p>
+    <w:p>
+      <w:pPr>
+        <w:pStyle w:val="ListBullet"/>
+      </w:pPr>
+      <w:r>
+        <w:t>Tipo: neutro</w:t>
+      </w:r>
+    </w:p>
+    <w:p>
+      <w:pPr>
+        <w:pStyle w:val="ListBullet"/>
+      </w:pPr>
+      <w:r>
+        <w:t>Costo para el Estado: No cuantificable con información pública (nuevas funciones regulatorias absorbidas en el presupuesto institucional de la CONIDA)</w:t>
+      </w:r>
+    </w:p>
+    <w:p>
+      <w:pPr>
+        <w:pStyle w:val="ListBullet"/>
+      </w:pPr>
+      <w:r>
+        <w:t>Financiamiento: Presupuesto institucional de la CONIDA, sin demandar recursos adicionales al Tesoro; concursos con cooperación, aportes privados y fondos del SINACTI. Por asignar nuevas funciones, requiere coordinación con el Poder Ejecutivo, fuente de financiamiento identificada e informe previo de sostenibilidad fiscal del MEF antes del dictamen.</w:t>
+      </w:r>
+    </w:p>
+    <w:p>
+      <w:pPr>
+        <w:pStyle w:val="ListBullet"/>
+      </w:pPr>
+      <w:r>
+        <w:t>Supuestos: El número de solicitudes de autorización esperado es bajo en el corto plazo; no hay costo unitario público de procedimientos de autorización espacial. No se crea pliego ni fondo con recursos del Tesoro.</w:t>
+      </w:r>
+    </w:p>
+    <w:p>
+      <w:pPr>
+        <w:pStyle w:val="ListBullet"/>
+      </w:pPr>
+      <w:r>
+        <w:t>Beneficio para el Estado: Cumplimiento de obligaciones internacionales y reducción del pasivo contingente mediante seguro obligatorio; ingresos por derechos de autorización. Cualitativo.</w:t>
+      </w:r>
+    </w:p>
+    <w:p>
+      <w:pPr>
+        <w:pStyle w:val="ListBullet"/>
+      </w:pPr>
+      <w:r>
+        <w:t>Beneficio para la sociedad: Seguridad jurídica para inversión espacial nacional y acceso prioritario a imágenes en emergencias. Cualitativo.</w:t>
+      </w:r>
+    </w:p>
+    <w:p>
+      <w:pPr>
+        <w:pStyle w:val="ListBullet"/>
+      </w:pPr>
+      <w:r>
+        <w:t>Inversión privada: Habilita inversión privada en satélites pequeños y servicios asociados, y en el eventual puerto espacial (Ley 32571); monto no estimable.</w:t>
+      </w:r>
+    </w:p>
+    <w:p>
+      <w:pPr>
+        <w:pStyle w:val="ListBullet"/>
+      </w:pPr>
+      <w:r>
+        <w:t>Costo para privados: Seguro o garantía obligatorio, cifrado de enlaces y plan de respuesta a incidentes (prácticas estándar de la industria), tasas de autorización.</w:t>
+      </w:r>
+    </w:p>
+    <w:p>
+      <w:pPr>
+        <w:pStyle w:val="ListBullet"/>
+      </w:pPr>
+      <w:r>
+        <w:t>Riesgos: Capacidad limitada de la CONIDA para regular a privados; percepción de conflicto entre usos de defensa y promoción civil; restricciones de imágenes usadas de forma desproporcionada.</w:t>
       </w:r>
     </w:p>
     <w:p>
@@ -415,7 +622,7 @@
         <w:pStyle w:val="ListBullet"/>
       </w:pPr>
       <w:r>
-        <w:t>Ley 28303, Ley Marco de Ciencia, Tecnología e Innovación Tecnológica — https://leyes.congreso.gob.pe/Documentos/Leyes/28303.pdf</w:t>
+        <w:t>Ley 27261, Ley de Aeronáutica Civil del Perú — https://leyes.congreso.gob.pe/Documentos/Leyes/27261.pdf</w:t>
       </w:r>
     </w:p>
     <w:p>
@@ -423,7 +630,23 @@
         <w:pStyle w:val="ListBullet"/>
       </w:pPr>
       <w:r>
-        <w:t>Ley 27261, Ley de Aeronáutica Civil del Perú — https://leyes.congreso.gob.pe/Documentos/Leyes/27261.pdf</w:t>
+        <w:t>Decreto Legislativo 1134, Ley de Organización y Funciones del Ministerio de Defensa (art. 19, CONIDA como Agencia Espacial del Perú) — https://www.leyes.congreso.gob.pe/Documentos/DecretosLegislativos/01134.pdf</w:t>
+      </w:r>
+    </w:p>
+    <w:p>
+      <w:pPr>
+        <w:pStyle w:val="ListBullet"/>
+      </w:pPr>
+      <w:r>
+        <w:t>Ley 32571, que declara de interés nacional y necesidad pública la creación de un puerto espacial en el territorio peruano — https://img.lpderecho.pe/wp-content/uploads/2026/03/Ley-32571-LPDerecho.pdf</w:t>
+      </w:r>
+    </w:p>
+    <w:p>
+      <w:pPr>
+        <w:pStyle w:val="ListBullet"/>
+      </w:pPr>
+      <w:r>
+        <w:t>Ley 31250, Ley del Sistema Nacional de Ciencia, Tecnología e Innovación — https://leyes.congreso.gob.pe/Documentos/2016_2021/ADLP/Normas_Legales/31250-LEY.pdf</w:t>
       </w:r>
     </w:p>
     <w:p>
@@ -448,6 +671,14 @@
       </w:pPr>
       <w:r>
         <w:t>Internacional (ONU): Tratado sobre el Espacio Ultraterrestre (1967) y base de datos de legislación espacial nacional de UNOOSA — https://www.unoosa.org/oosa/en/ourwork/spacelaw/nationalspacelaw/index.html</w:t>
+      </w:r>
+    </w:p>
+    <w:p>
+      <w:pPr>
+        <w:pStyle w:val="ListBullet"/>
+      </w:pPr>
+      <w:r>
+        <w:t>Francia: Loi n° 2008-518 du 3 juin 2008 relative aux opérations spatiales (autorización, seguro y garantía estatal) — https://www.legifrance.gouv.fr/loda/id/JORFTEXT000018931380</w:t>
       </w:r>
     </w:p>
     <w:p>
